--- a/assignment/Submission/258843A_Assignment_Report.docx
+++ b/assignment/Submission/258843A_Assignment_Report.docx
@@ -876,7 +876,7 @@
           </w:tcPr>
           <w:p>
             <w:r>
-              <w:t>Product ⊑ hasBrand some Brand</w:t>
+              <w:t>Product SubClassOf: hasBrand some Brand</w:t>
             </w:r>
           </w:p>
         </w:tc>
@@ -908,7 +908,7 @@
           </w:tcPr>
           <w:p>
             <w:r>
-              <w:t>SmartProduct ≡ Product ⊓ hasFeature some SmartFeature</w:t>
+              <w:t>SmartProduct EquivalentTo: Product and hasFeature some SmartFeature</w:t>
             </w:r>
           </w:p>
         </w:tc>
@@ -940,7 +940,7 @@
           </w:tcPr>
           <w:p>
             <w:r>
-              <w:t>FullySmartProduct ≡ Product ⊓ hasFeature only (SmartFeature ⊔ WiFiFeature ⊔ BluetoothFeature)</w:t>
+              <w:t>FullySmartProduct EquivalentTo: Product and hasFeature only (SmartFeature or WiFiFeature or BluetoothFeature)</w:t>
             </w:r>
           </w:p>
         </w:tc>
@@ -972,7 +972,7 @@
           </w:tcPr>
           <w:p>
             <w:r>
-              <w:t>PremiumProduct ≡ Product ⊓ hasPrice some xsd:decimal[&gt;=150000]</w:t>
+              <w:t>PremiumProduct EquivalentTo: Product and hasPrice some xsd:decimal[&gt;=150000]</w:t>
             </w:r>
           </w:p>
         </w:tc>
@@ -1004,7 +1004,7 @@
           </w:tcPr>
           <w:p>
             <w:r>
-              <w:t>BudgetProduct ≡ Product ⊓ ¬PremiumProduct</w:t>
+              <w:t>BudgetProduct EquivalentTo: Product and not PremiumProduct</w:t>
             </w:r>
           </w:p>
         </w:tc>
@@ -1036,7 +1036,7 @@
           </w:tcPr>
           <w:p>
             <w:r>
-              <w:t>FullyLoadedProduct ≡ Product ⊓ hasFeature min 3</w:t>
+              <w:t>FullyLoadedProduct EquivalentTo: Product and hasFeature min 3</w:t>
             </w:r>
           </w:p>
         </w:tc>
@@ -1068,7 +1068,7 @@
           </w:tcPr>
           <w:p>
             <w:r>
-              <w:t>ColomboAvailableProduct ≡ Product ⊓ availableAt some (Showroom ⊓ locatedIn value Colombo)</w:t>
+              <w:t>ColomboAvailableProduct EquivalentTo: Product and availableAt some (Showroom and locatedIn value Colombo)</w:t>
             </w:r>
           </w:p>
         </w:tc>
@@ -1236,7 +1236,7 @@
           </w:tcPr>
           <w:p>
             <w:r>
-              <w:t>SmartProduct ≡ Product ⊓ hasFeature some SmartFeature; iPhone_15_Pro has a SmartFeature asserted</w:t>
+              <w:t>SmartProduct EquivalentTo: Product and hasFeature some SmartFeature; iPhone_15_Pro has a SmartFeature asserted</w:t>
             </w:r>
           </w:p>
         </w:tc>

--- a/assignment/Submission/258843A_Assignment_Report.docx
+++ b/assignment/Submission/258843A_Assignment_Report.docx
@@ -2416,25 +2416,115 @@
       </w:r>
     </w:p>
     <w:p>
+      <w:pPr>
+        <w:pStyle w:val="Heading1"/>
+      </w:pPr>
       <w:r>
-        <w:rPr>
-          <w:b/>
-        </w:rPr>
-        <w:t xml:space="preserve">Limitations: </w:t>
-      </w:r>
-      <w:r>
-        <w:t>Scope is limited to 4 of Abans' 13 real categories; prices are modeled as plain decimals without currency/locale typing; stock quantities and multi-currency pricing are not modeled; the ontology does not model customer accounts or transactions.</w:t>
+        <w:t>Limitations and Future Improvements</w:t>
       </w:r>
     </w:p>
     <w:p>
+      <w:pPr>
+        <w:pStyle w:val="Heading2"/>
+      </w:pPr>
       <w:r>
-        <w:rPr>
-          <w:b/>
-        </w:rPr>
-        <w:t xml:space="preserve">Future improvements: </w:t>
+        <w:t>Current Limitations</w:t>
       </w:r>
+    </w:p>
+    <w:p>
+      <w:pPr>
+        <w:pStyle w:val="ListBullet"/>
+      </w:pPr>
       <w:r>
-        <w:t>Extend to the remaining catalog categories; add a Currency/Price value object; add temporal properties for stock/discount validity; integrate live product data via a scheduled import instead of static individuals.</w:t>
+        <w:t>Scope is limited to 4 of Abans' 13 real catalog categories (TV, Home Appliances, Mobile Devices, Computers) - the remaining nine (Kitchen Appliances, Fashion &amp; Lifestyle, MINISO, Personal Care, Commercial Appliances, Kids Toys, Furniture &amp; Home Style, Audio &amp; Entertainment, Apple) are not modeled.</w:t>
+      </w:r>
+    </w:p>
+    <w:p>
+      <w:pPr>
+        <w:pStyle w:val="ListBullet"/>
+      </w:pPr>
+      <w:r>
+        <w:t>Prices are modeled as plain xsd:decimal values without an explicit Currency class or locale typing.</w:t>
+      </w:r>
+    </w:p>
+    <w:p>
+      <w:pPr>
+        <w:pStyle w:val="ListBullet"/>
+      </w:pPr>
+      <w:r>
+        <w:t>Stock quantities, discounts/promotions, and multi-currency pricing are not modeled.</w:t>
+      </w:r>
+    </w:p>
+    <w:p>
+      <w:pPr>
+        <w:pStyle w:val="ListBullet"/>
+      </w:pPr>
+      <w:r>
+        <w:t>Customer accounts, orders, and transactions are out of scope - the ontology models the catalog, not the sales process.</w:t>
+      </w:r>
+    </w:p>
+    <w:p>
+      <w:pPr>
+        <w:pStyle w:val="ListBullet"/>
+      </w:pPr>
+      <w:r>
+        <w:t>The showroom network covers only 3 representative branches (Colombo, Kandy, Galle) out of Abans' real 400+ showrooms, chosen to demonstrate the transitive location property without modeling the full branch list.</w:t>
+      </w:r>
+    </w:p>
+    <w:p>
+      <w:pPr>
+        <w:pStyle w:val="Heading2"/>
+      </w:pPr>
+      <w:r>
+        <w:t>Future Improvements</w:t>
+      </w:r>
+    </w:p>
+    <w:p>
+      <w:pPr>
+        <w:pStyle w:val="ListBullet"/>
+      </w:pPr>
+      <w:r>
+        <w:t>Extend the category hierarchy to Abans' remaining nine catalog categories using the same disjoint-category pattern already established.</w:t>
+      </w:r>
+    </w:p>
+    <w:p>
+      <w:pPr>
+        <w:pStyle w:val="ListBullet"/>
+      </w:pPr>
+      <w:r>
+        <w:t>Add a Currency/Money value object so prices are locale-aware rather than plain decimals.</w:t>
+      </w:r>
+    </w:p>
+    <w:p>
+      <w:pPr>
+        <w:pStyle w:val="ListBullet"/>
+      </w:pPr>
+      <w:r>
+        <w:t>Add temporal properties (e.g. discount validity periods, stock-availability timestamps) to support time-sensitive competency questions.</w:t>
+      </w:r>
+    </w:p>
+    <w:p>
+      <w:pPr>
+        <w:pStyle w:val="ListBullet"/>
+      </w:pPr>
+      <w:r>
+        <w:t>Expand the showroom network to Abans' full real branch list, and add richer geographic modeling (district-level, not just province-level).</w:t>
+      </w:r>
+    </w:p>
+    <w:p>
+      <w:pPr>
+        <w:pStyle w:val="ListBullet"/>
+      </w:pPr>
+      <w:r>
+        <w:t>Integrate live product data via a scheduled import/ETL process instead of static hand-entered individuals, keeping the ontology's structure but automating its ABox population.</w:t>
+      </w:r>
+    </w:p>
+    <w:p>
+      <w:pPr>
+        <w:pStyle w:val="ListBullet"/>
+      </w:pPr>
+      <w:r>
+        <w:t>Add a SHACL or OWL-based data-quality validation layer to catch modeling errors earlier, complementing the reasoner's consistency checks.</w:t>
       </w:r>
     </w:p>
     <w:p>
@@ -2544,6 +2634,246 @@
         <w:t>Running CQ5 (SmartProduct), CQ6 (EcoFriendlyProduct), CQ7 (PremiumProduct), CQ8 (BudgetProduct) or CQ12 (FullyLoadedProduct) through the application returns results that depend entirely on reasoner-inferred class membership, materialised into the exported OWL file as described in Task 5. Screenshots of these queries running in the application are attached at the end of this report.</w:t>
       </w:r>
     </w:p>
+    <w:p>
+      <w:pPr>
+        <w:pStyle w:val="Heading1"/>
+      </w:pPr>
+      <w:r>
+        <w:t>Presentation and Demonstration</w:t>
+      </w:r>
+    </w:p>
+    <w:p>
+      <w:r>
+        <w:t>A five-minute screen-recorded demonstration (258843A_Ontology_Demo.mp4, included in the submission) walks through the ontology's class hierarchy, restriction types, live reasoner classification, the Open World Assumption demonstration, the real showroom/transitive-location structure, and a live run of the FastAPI/Streamlit application.</w:t>
+      </w:r>
+    </w:p>
+    <w:p>
+      <w:pPr>
+        <w:pStyle w:val="Heading1"/>
+      </w:pPr>
+      <w:r>
+        <w:t>Required Deliverables Checklist</w:t>
+      </w:r>
+    </w:p>
+    <w:tbl>
+      <w:tblPr>
+        <w:tblStyle w:val="LightGrid-Accent1"/>
+        <w:tblW w:type="auto" w:w="0"/>
+        <w:tblLook w:firstColumn="1" w:firstRow="1" w:lastColumn="0" w:lastRow="0" w:noHBand="0" w:noVBand="1" w:val="04A0"/>
+      </w:tblPr>
+      <w:tblGrid>
+        <w:gridCol w:w="4320"/>
+        <w:gridCol w:w="4320"/>
+      </w:tblGrid>
+      <w:tr>
+        <w:tc>
+          <w:tcPr>
+            <w:tcW w:type="dxa" w:w="4320"/>
+            <w:shd w:fill="1F4E78"/>
+          </w:tcPr>
+          <w:p>
+            <w:r>
+              <w:rPr>
+                <w:b/>
+                <w:color w:val="FFFFFF"/>
+              </w:rPr>
+              <w:t>Deliverable</w:t>
+            </w:r>
+          </w:p>
+        </w:tc>
+        <w:tc>
+          <w:tcPr>
+            <w:tcW w:type="dxa" w:w="4320"/>
+            <w:shd w:fill="1F4E78"/>
+          </w:tcPr>
+          <w:p>
+            <w:r>
+              <w:rPr>
+                <w:b/>
+                <w:color w:val="FFFFFF"/>
+              </w:rPr>
+              <w:t>Where it is satisfied</w:t>
+            </w:r>
+          </w:p>
+        </w:tc>
+      </w:tr>
+      <w:tr>
+        <w:tc>
+          <w:tcPr>
+            <w:tcW w:type="dxa" w:w="4320"/>
+          </w:tcPr>
+          <w:p>
+            <w:r>
+              <w:t>Ontology file (.owl)</w:t>
+            </w:r>
+          </w:p>
+        </w:tc>
+        <w:tc>
+          <w:tcPr>
+            <w:tcW w:type="dxa" w:w="4320"/>
+          </w:tcPr>
+          <w:p>
+            <w:r>
+              <w:t>abans.owl - included in the submission and the GitHub repository.</w:t>
+            </w:r>
+          </w:p>
+        </w:tc>
+      </w:tr>
+      <w:tr>
+        <w:tc>
+          <w:tcPr>
+            <w:tcW w:type="dxa" w:w="4320"/>
+          </w:tcPr>
+          <w:p>
+            <w:r>
+              <w:t>Reasoning evidence (screenshots / exported results)</w:t>
+            </w:r>
+          </w:p>
+        </w:tc>
+        <w:tc>
+          <w:tcPr>
+            <w:tcW w:type="dxa" w:w="4320"/>
+          </w:tcPr>
+          <w:p>
+            <w:r>
+              <w:t>Task 4's inferred-facts table plus the query results documented in Task 5; screenshots attached at the end of this report.</w:t>
+            </w:r>
+          </w:p>
+        </w:tc>
+      </w:tr>
+      <w:tr>
+        <w:tc>
+          <w:tcPr>
+            <w:tcW w:type="dxa" w:w="4320"/>
+          </w:tcPr>
+          <w:p>
+            <w:r>
+              <w:t>Ontology diagram in the report</w:t>
+            </w:r>
+          </w:p>
+        </w:tc>
+        <w:tc>
+          <w:tcPr>
+            <w:tcW w:type="dxa" w:w="4320"/>
+          </w:tcPr>
+          <w:p>
+            <w:r>
+              <w:t>Included in Task 2.</w:t>
+            </w:r>
+          </w:p>
+        </w:tc>
+      </w:tr>
+      <w:tr>
+        <w:tc>
+          <w:tcPr>
+            <w:tcW w:type="dxa" w:w="4320"/>
+          </w:tcPr>
+          <w:p>
+            <w:r>
+              <w:t>Bonus application source code and setup instructions</w:t>
+            </w:r>
+          </w:p>
+        </w:tc>
+        <w:tc>
+          <w:tcPr>
+            <w:tcW w:type="dxa" w:w="4320"/>
+          </w:tcPr>
+          <w:p>
+            <w:r>
+              <w:t>Full source in the GitHub repository (backend/, frontend/); setup instructions in the Bonus Task section above.</w:t>
+            </w:r>
+          </w:p>
+        </w:tc>
+      </w:tr>
+      <w:tr>
+        <w:tc>
+          <w:tcPr>
+            <w:tcW w:type="dxa" w:w="4320"/>
+          </w:tcPr>
+          <w:p>
+            <w:r>
+              <w:t>Short presentation / live demonstration</w:t>
+            </w:r>
+          </w:p>
+        </w:tc>
+        <w:tc>
+          <w:tcPr>
+            <w:tcW w:type="dxa" w:w="4320"/>
+          </w:tcPr>
+          <w:p>
+            <w:r>
+              <w:t>258843A_Ontology_Demo.mp4, included in the submission.</w:t>
+            </w:r>
+          </w:p>
+        </w:tc>
+      </w:tr>
+      <w:tr>
+        <w:tc>
+          <w:tcPr>
+            <w:tcW w:type="dxa" w:w="4320"/>
+          </w:tcPr>
+          <w:p>
+            <w:r>
+              <w:t>Limitations and future improvements</w:t>
+            </w:r>
+          </w:p>
+        </w:tc>
+        <w:tc>
+          <w:tcPr>
+            <w:tcW w:type="dxa" w:w="4320"/>
+          </w:tcPr>
+          <w:p>
+            <w:r>
+              <w:t>Own section above.</w:t>
+            </w:r>
+          </w:p>
+        </w:tc>
+      </w:tr>
+      <w:tr>
+        <w:tc>
+          <w:tcPr>
+            <w:tcW w:type="dxa" w:w="4320"/>
+          </w:tcPr>
+          <w:p>
+            <w:r>
+              <w:t>Conclusion</w:t>
+            </w:r>
+          </w:p>
+        </w:tc>
+        <w:tc>
+          <w:tcPr>
+            <w:tcW w:type="dxa" w:w="4320"/>
+          </w:tcPr>
+          <w:p>
+            <w:r>
+              <w:t>Own section below.</w:t>
+            </w:r>
+          </w:p>
+        </w:tc>
+      </w:tr>
+      <w:tr>
+        <w:tc>
+          <w:tcPr>
+            <w:tcW w:type="dxa" w:w="4320"/>
+          </w:tcPr>
+          <w:p>
+            <w:r>
+              <w:t>References</w:t>
+            </w:r>
+          </w:p>
+        </w:tc>
+        <w:tc>
+          <w:tcPr>
+            <w:tcW w:type="dxa" w:w="4320"/>
+          </w:tcPr>
+          <w:p>
+            <w:r>
+              <w:t>Own section below.</w:t>
+            </w:r>
+          </w:p>
+        </w:tc>
+      </w:tr>
+    </w:tbl>
     <w:p>
       <w:pPr>
         <w:pStyle w:val="Heading1"/>

--- a/assignment/Submission/258843A_Assignment_Report.docx
+++ b/assignment/Submission/258843A_Assignment_Report.docx
@@ -256,7 +256,46 @@
     </w:p>
     <w:p>
       <w:r>
-        <w:t>The final ontology contains 47 classes, 15 properties (10 object + 5 data), 59 individuals, and 598 axioms (461 logical), verified consistent by the HermiT reasoner.</w:t>
+        <w:t>The final ontology contains 47 classes, 15 properties (10 object + 5 data), 59 individuals, and 597 axioms (460 logical), verified consistent by the HermiT reasoner.</w:t>
+      </w:r>
+    </w:p>
+    <w:p>
+      <w:pPr>
+        <w:jc w:val="center"/>
+      </w:pPr>
+      <w:r>
+        <w:drawing>
+          <wp:inline xmlns:a="http://schemas.openxmlformats.org/drawingml/2006/main" xmlns:pic="http://schemas.openxmlformats.org/drawingml/2006/picture">
+            <wp:extent cx="5760720" cy="1901555"/>
+            <wp:docPr id="1" name="Picture 1"/>
+            <wp:cNvGraphicFramePr>
+              <a:graphicFrameLocks noChangeAspect="1"/>
+            </wp:cNvGraphicFramePr>
+            <a:graphic>
+              <a:graphicData uri="http://schemas.openxmlformats.org/drawingml/2006/picture">
+                <pic:pic>
+                  <pic:nvPicPr>
+                    <pic:cNvPr id="0" name="p02_0133.png"/>
+                    <pic:cNvPicPr/>
+                  </pic:nvPicPr>
+                  <pic:blipFill>
+                    <a:blip r:embed="rId9"/>
+                    <a:stretch>
+                      <a:fillRect/>
+                    </a:stretch>
+                  </pic:blipFill>
+                  <pic:spPr>
+                    <a:xfrm>
+                      <a:off x="0" y="0"/>
+                      <a:ext cx="5760720" cy="1901555"/>
+                    </a:xfrm>
+                    <a:prstGeom prst="rect"/>
+                  </pic:spPr>
+                </pic:pic>
+              </a:graphicData>
+            </a:graphic>
+          </wp:inline>
+        </w:drawing>
       </w:r>
     </w:p>
     <w:p>
@@ -775,6 +814,100 @@
         </w:tc>
       </w:tr>
     </w:tbl>
+    <w:tbl>
+      <w:tblPr>
+        <w:tblW w:type="auto" w:w="0"/>
+        <w:tblLook w:firstColumn="1" w:firstRow="1" w:lastColumn="0" w:lastRow="0" w:noHBand="0" w:noVBand="1" w:val="04A0"/>
+      </w:tblPr>
+      <w:tblGrid>
+        <w:gridCol w:w="4320"/>
+        <w:gridCol w:w="4320"/>
+      </w:tblGrid>
+      <w:tr>
+        <w:tc>
+          <w:tcPr>
+            <w:tcW w:type="dxa" w:w="4320"/>
+          </w:tcPr>
+          <w:p>
+            <w:r>
+              <w:drawing>
+                <wp:inline xmlns:a="http://schemas.openxmlformats.org/drawingml/2006/main" xmlns:pic="http://schemas.openxmlformats.org/drawingml/2006/picture">
+                  <wp:extent cx="2743200" cy="1790241"/>
+                  <wp:docPr id="2" name="Picture 2"/>
+                  <wp:cNvGraphicFramePr>
+                    <a:graphicFrameLocks noChangeAspect="1"/>
+                  </wp:cNvGraphicFramePr>
+                  <a:graphic>
+                    <a:graphicData uri="http://schemas.openxmlformats.org/drawingml/2006/picture">
+                      <pic:pic>
+                        <pic:nvPicPr>
+                          <pic:cNvPr id="0" name="p02_0630.png"/>
+                          <pic:cNvPicPr/>
+                        </pic:nvPicPr>
+                        <pic:blipFill>
+                          <a:blip r:embed="rId10"/>
+                          <a:stretch>
+                            <a:fillRect/>
+                          </a:stretch>
+                        </pic:blipFill>
+                        <pic:spPr>
+                          <a:xfrm>
+                            <a:off x="0" y="0"/>
+                            <a:ext cx="2743200" cy="1790241"/>
+                          </a:xfrm>
+                          <a:prstGeom prst="rect"/>
+                        </pic:spPr>
+                      </pic:pic>
+                    </a:graphicData>
+                  </a:graphic>
+                </wp:inline>
+              </w:drawing>
+            </w:r>
+          </w:p>
+        </w:tc>
+        <w:tc>
+          <w:tcPr>
+            <w:tcW w:type="dxa" w:w="4320"/>
+          </w:tcPr>
+          <w:p>
+            <w:r>
+              <w:drawing>
+                <wp:inline xmlns:a="http://schemas.openxmlformats.org/drawingml/2006/main" xmlns:pic="http://schemas.openxmlformats.org/drawingml/2006/picture">
+                  <wp:extent cx="2743200" cy="1451312"/>
+                  <wp:docPr id="3" name="Picture 3"/>
+                  <wp:cNvGraphicFramePr>
+                    <a:graphicFrameLocks noChangeAspect="1"/>
+                  </wp:cNvGraphicFramePr>
+                  <a:graphic>
+                    <a:graphicData uri="http://schemas.openxmlformats.org/drawingml/2006/picture">
+                      <pic:pic>
+                        <pic:nvPicPr>
+                          <pic:cNvPr id="0" name="p02_0635.png"/>
+                          <pic:cNvPicPr/>
+                        </pic:nvPicPr>
+                        <pic:blipFill>
+                          <a:blip r:embed="rId11"/>
+                          <a:stretch>
+                            <a:fillRect/>
+                          </a:stretch>
+                        </pic:blipFill>
+                        <pic:spPr>
+                          <a:xfrm>
+                            <a:off x="0" y="0"/>
+                            <a:ext cx="2743200" cy="1451312"/>
+                          </a:xfrm>
+                          <a:prstGeom prst="rect"/>
+                        </pic:spPr>
+                      </pic:pic>
+                    </a:graphicData>
+                  </a:graphic>
+                </wp:inline>
+              </w:drawing>
+            </w:r>
+          </w:p>
+        </w:tc>
+      </w:tr>
+    </w:tbl>
     <w:p>
       <w:pPr>
         <w:pStyle w:val="Heading2"/>
@@ -786,6 +919,45 @@
     <w:p>
       <w:r>
         <w:t>18 real product individuals (e.g. iPhone_15_Pro, Samsung_Inverter_AC_12000BTU, LG_65_OLED_TV), 10 Brand individuals (LG, Samsung, Apple, Whirlpool, Haier, HP, Xiaomi, Lenovo, Toshiba, Philips), and 9 location individuals (3 Provinces, 3 Cities, 3 Showrooms) modeling Abans' real branch presence in Colombo, Kandy, and Galle.</w:t>
+      </w:r>
+    </w:p>
+    <w:p>
+      <w:pPr>
+        <w:jc w:val="center"/>
+      </w:pPr>
+      <w:r>
+        <w:drawing>
+          <wp:inline xmlns:a="http://schemas.openxmlformats.org/drawingml/2006/main" xmlns:pic="http://schemas.openxmlformats.org/drawingml/2006/picture">
+            <wp:extent cx="5760720" cy="2945428"/>
+            <wp:docPr id="4" name="Picture 4"/>
+            <wp:cNvGraphicFramePr>
+              <a:graphicFrameLocks noChangeAspect="1"/>
+            </wp:cNvGraphicFramePr>
+            <a:graphic>
+              <a:graphicData uri="http://schemas.openxmlformats.org/drawingml/2006/picture">
+                <pic:pic>
+                  <pic:nvPicPr>
+                    <pic:cNvPr id="0" name="p03_0125.png"/>
+                    <pic:cNvPicPr/>
+                  </pic:nvPicPr>
+                  <pic:blipFill>
+                    <a:blip r:embed="rId12"/>
+                    <a:stretch>
+                      <a:fillRect/>
+                    </a:stretch>
+                  </pic:blipFill>
+                  <pic:spPr>
+                    <a:xfrm>
+                      <a:off x="0" y="0"/>
+                      <a:ext cx="5760720" cy="2945428"/>
+                    </a:xfrm>
+                    <a:prstGeom prst="rect"/>
+                  </pic:spPr>
+                </pic:pic>
+              </a:graphicData>
+            </a:graphic>
+          </wp:inline>
+        </w:drawing>
       </w:r>
     </w:p>
     <w:p>
@@ -1102,7 +1274,7 @@
         <w:drawing>
           <wp:inline xmlns:a="http://schemas.openxmlformats.org/drawingml/2006/main" xmlns:pic="http://schemas.openxmlformats.org/drawingml/2006/picture">
             <wp:extent cx="5943600" cy="4074543"/>
-            <wp:docPr id="1" name="Picture 1"/>
+            <wp:docPr id="5" name="Picture 5"/>
             <wp:cNvGraphicFramePr>
               <a:graphicFrameLocks noChangeAspect="1"/>
             </wp:cNvGraphicFramePr>
@@ -1114,7 +1286,7 @@
                     <pic:cNvPicPr/>
                   </pic:nvPicPr>
                   <pic:blipFill>
-                    <a:blip r:embed="rId9"/>
+                    <a:blip r:embed="rId13"/>
                     <a:stretch>
                       <a:fillRect/>
                     </a:stretch>
@@ -1149,6 +1321,45 @@
     <w:p>
       <w:r>
         <w:t>OWL features used: equivalent classes (9 defined classes), disjoint classes (11 groups), inverse properties (3 pairs), transitive properties (locatedIn/contains), functional properties (hasBrand, hasEnergyRating, hasPrice, hasWarrantyYears), existential and universal restrictions, a datatype facet restriction, a cardinality restriction, and a hasValue restriction (PremiumAppleProduct's hasBrand value Apple). No feature was added purely to satisfy a count - each is tied to a genuine Abans business concept, as shown in the Task 2 justification table.</w:t>
+      </w:r>
+    </w:p>
+    <w:p>
+      <w:pPr>
+        <w:jc w:val="center"/>
+      </w:pPr>
+      <w:r>
+        <w:drawing>
+          <wp:inline xmlns:a="http://schemas.openxmlformats.org/drawingml/2006/main" xmlns:pic="http://schemas.openxmlformats.org/drawingml/2006/picture">
+            <wp:extent cx="5029200" cy="3066585"/>
+            <wp:docPr id="6" name="Picture 6"/>
+            <wp:cNvGraphicFramePr>
+              <a:graphicFrameLocks noChangeAspect="1"/>
+            </wp:cNvGraphicFramePr>
+            <a:graphic>
+              <a:graphicData uri="http://schemas.openxmlformats.org/drawingml/2006/picture">
+                <pic:pic>
+                  <pic:nvPicPr>
+                    <pic:cNvPr id="0" name="p04_0639.jpeg"/>
+                    <pic:cNvPicPr/>
+                  </pic:nvPicPr>
+                  <pic:blipFill>
+                    <a:blip r:embed="rId14"/>
+                    <a:stretch>
+                      <a:fillRect/>
+                    </a:stretch>
+                  </pic:blipFill>
+                  <pic:spPr>
+                    <a:xfrm>
+                      <a:off x="0" y="0"/>
+                      <a:ext cx="5029200" cy="3066585"/>
+                    </a:xfrm>
+                    <a:prstGeom prst="rect"/>
+                  </pic:spPr>
+                </pic:pic>
+              </a:graphicData>
+            </a:graphic>
+          </wp:inline>
+        </w:drawing>
       </w:r>
     </w:p>
     <w:p>
@@ -1376,7 +1587,124 @@
     </w:tbl>
     <w:p>
       <w:r>
-        <w:t>Evidence: screenshots of the Protégé Individuals (Inferred) view for each of the above are attached at the end of this report.</w:t>
+        <w:t>Evidence: screenshots of the Protégé Individuals (Inferred) view for each of the above follow - iPhone_15_Pro (ColomboAvailableProduct, FullyLoadedProduct, FullySmartProduct, PremiumAppleProduct, PremiumProduct, SmartProduct all inferred), Mystery_Smart_Gadget (only BudgetProduct and SmartProduct inferred - correctly excluded from FullySmartProduct, demonstrating the Open World Assumption), and LG_65_OLED_TV (EcoFriendlyProduct, FullyLoadedProduct, PremiumProduct all inferred).</w:t>
+      </w:r>
+    </w:p>
+    <w:p>
+      <w:pPr>
+        <w:jc w:val="center"/>
+      </w:pPr>
+      <w:r>
+        <w:drawing>
+          <wp:inline xmlns:a="http://schemas.openxmlformats.org/drawingml/2006/main" xmlns:pic="http://schemas.openxmlformats.org/drawingml/2006/picture">
+            <wp:extent cx="5760720" cy="3481422"/>
+            <wp:docPr id="7" name="Picture 7"/>
+            <wp:cNvGraphicFramePr>
+              <a:graphicFrameLocks noChangeAspect="1"/>
+            </wp:cNvGraphicFramePr>
+            <a:graphic>
+              <a:graphicData uri="http://schemas.openxmlformats.org/drawingml/2006/picture">
+                <pic:pic>
+                  <pic:nvPicPr>
+                    <pic:cNvPr id="0" name="p05_0528.png"/>
+                    <pic:cNvPicPr/>
+                  </pic:nvPicPr>
+                  <pic:blipFill>
+                    <a:blip r:embed="rId15"/>
+                    <a:stretch>
+                      <a:fillRect/>
+                    </a:stretch>
+                  </pic:blipFill>
+                  <pic:spPr>
+                    <a:xfrm>
+                      <a:off x="0" y="0"/>
+                      <a:ext cx="5760720" cy="3481422"/>
+                    </a:xfrm>
+                    <a:prstGeom prst="rect"/>
+                  </pic:spPr>
+                </pic:pic>
+              </a:graphicData>
+            </a:graphic>
+          </wp:inline>
+        </w:drawing>
+      </w:r>
+    </w:p>
+    <w:p>
+      <w:pPr>
+        <w:jc w:val="center"/>
+      </w:pPr>
+      <w:r>
+        <w:drawing>
+          <wp:inline xmlns:a="http://schemas.openxmlformats.org/drawingml/2006/main" xmlns:pic="http://schemas.openxmlformats.org/drawingml/2006/picture">
+            <wp:extent cx="5760720" cy="3492517"/>
+            <wp:docPr id="8" name="Picture 8"/>
+            <wp:cNvGraphicFramePr>
+              <a:graphicFrameLocks noChangeAspect="1"/>
+            </wp:cNvGraphicFramePr>
+            <a:graphic>
+              <a:graphicData uri="http://schemas.openxmlformats.org/drawingml/2006/picture">
+                <pic:pic>
+                  <pic:nvPicPr>
+                    <pic:cNvPr id="0" name="p06_0035.png"/>
+                    <pic:cNvPicPr/>
+                  </pic:nvPicPr>
+                  <pic:blipFill>
+                    <a:blip r:embed="rId16"/>
+                    <a:stretch>
+                      <a:fillRect/>
+                    </a:stretch>
+                  </pic:blipFill>
+                  <pic:spPr>
+                    <a:xfrm>
+                      <a:off x="0" y="0"/>
+                      <a:ext cx="5760720" cy="3492517"/>
+                    </a:xfrm>
+                    <a:prstGeom prst="rect"/>
+                  </pic:spPr>
+                </pic:pic>
+              </a:graphicData>
+            </a:graphic>
+          </wp:inline>
+        </w:drawing>
+      </w:r>
+    </w:p>
+    <w:p>
+      <w:pPr>
+        <w:jc w:val="center"/>
+      </w:pPr>
+      <w:r>
+        <w:drawing>
+          <wp:inline xmlns:a="http://schemas.openxmlformats.org/drawingml/2006/main" xmlns:pic="http://schemas.openxmlformats.org/drawingml/2006/picture">
+            <wp:extent cx="5760720" cy="3494207"/>
+            <wp:docPr id="9" name="Picture 9"/>
+            <wp:cNvGraphicFramePr>
+              <a:graphicFrameLocks noChangeAspect="1"/>
+            </wp:cNvGraphicFramePr>
+            <a:graphic>
+              <a:graphicData uri="http://schemas.openxmlformats.org/drawingml/2006/picture">
+                <pic:pic>
+                  <pic:nvPicPr>
+                    <pic:cNvPr id="0" name="p06_0349.png"/>
+                    <pic:cNvPicPr/>
+                  </pic:nvPicPr>
+                  <pic:blipFill>
+                    <a:blip r:embed="rId17"/>
+                    <a:stretch>
+                      <a:fillRect/>
+                    </a:stretch>
+                  </pic:blipFill>
+                  <pic:spPr>
+                    <a:xfrm>
+                      <a:off x="0" y="0"/>
+                      <a:ext cx="5760720" cy="3494207"/>
+                    </a:xfrm>
+                    <a:prstGeom prst="rect"/>
+                  </pic:spPr>
+                </pic:pic>
+              </a:graphicData>
+            </a:graphic>
+          </wp:inline>
+        </w:drawing>
       </w:r>
     </w:p>
     <w:p>
@@ -1395,6 +1723,45 @@
     <w:p>
       <w:r>
         <w:t>Technical note on asserted vs. inferred: reasoner-derived facts (e.g. class membership in SmartProduct, or the Showroom-&gt;Province transitive link) were not queryable by a plain SPARQL engine, which has no reasoner of its own. These were materialised using Protégé's 'Export inferred axioms as ontology' feature, which physically writes the reasoner's conclusions into the exported OWL file as real triples - the approach the brief's technical note explicitly recommends.</w:t>
+      </w:r>
+    </w:p>
+    <w:p>
+      <w:pPr>
+        <w:jc w:val="center"/>
+      </w:pPr>
+      <w:r>
+        <w:drawing>
+          <wp:inline xmlns:a="http://schemas.openxmlformats.org/drawingml/2006/main" xmlns:pic="http://schemas.openxmlformats.org/drawingml/2006/picture">
+            <wp:extent cx="5486400" cy="2255034"/>
+            <wp:docPr id="10" name="Picture 10"/>
+            <wp:cNvGraphicFramePr>
+              <a:graphicFrameLocks noChangeAspect="1"/>
+            </wp:cNvGraphicFramePr>
+            <a:graphic>
+              <a:graphicData uri="http://schemas.openxmlformats.org/drawingml/2006/picture">
+                <pic:pic>
+                  <pic:nvPicPr>
+                    <pic:cNvPr id="0" name="p07_0225.png"/>
+                    <pic:cNvPicPr/>
+                  </pic:nvPicPr>
+                  <pic:blipFill>
+                    <a:blip r:embed="rId18"/>
+                    <a:stretch>
+                      <a:fillRect/>
+                    </a:stretch>
+                  </pic:blipFill>
+                  <pic:spPr>
+                    <a:xfrm>
+                      <a:off x="0" y="0"/>
+                      <a:ext cx="5486400" cy="2255034"/>
+                    </a:xfrm>
+                    <a:prstGeom prst="rect"/>
+                  </pic:spPr>
+                </pic:pic>
+              </a:graphicData>
+            </a:graphic>
+          </wp:inline>
+        </w:drawing>
       </w:r>
     </w:p>
     <w:p>
@@ -1460,6 +1827,45 @@
     </w:p>
     <w:p>
       <w:pPr>
+        <w:jc w:val="center"/>
+      </w:pPr>
+      <w:r>
+        <w:drawing>
+          <wp:inline xmlns:a="http://schemas.openxmlformats.org/drawingml/2006/main" xmlns:pic="http://schemas.openxmlformats.org/drawingml/2006/picture">
+            <wp:extent cx="5029200" cy="3534219"/>
+            <wp:docPr id="11" name="Picture 11"/>
+            <wp:cNvGraphicFramePr>
+              <a:graphicFrameLocks noChangeAspect="1"/>
+            </wp:cNvGraphicFramePr>
+            <a:graphic>
+              <a:graphicData uri="http://schemas.openxmlformats.org/drawingml/2006/picture">
+                <pic:pic>
+                  <pic:nvPicPr>
+                    <pic:cNvPr id="0" name="p07_0592.png"/>
+                    <pic:cNvPicPr/>
+                  </pic:nvPicPr>
+                  <pic:blipFill>
+                    <a:blip r:embed="rId19"/>
+                    <a:stretch>
+                      <a:fillRect/>
+                    </a:stretch>
+                  </pic:blipFill>
+                  <pic:spPr>
+                    <a:xfrm>
+                      <a:off x="0" y="0"/>
+                      <a:ext cx="5029200" cy="3534219"/>
+                    </a:xfrm>
+                    <a:prstGeom prst="rect"/>
+                  </pic:spPr>
+                </pic:pic>
+              </a:graphicData>
+            </a:graphic>
+          </wp:inline>
+        </w:drawing>
+      </w:r>
+    </w:p>
+    <w:p>
+      <w:pPr>
         <w:pStyle w:val="Heading3"/>
       </w:pPr>
       <w:r>
@@ -1521,6 +1927,45 @@
       </w:r>
       <w:r>
         <w:t>Three of the four TVs qualify; LG_65_OLED_TV (350000) is correctly excluded.</w:t>
+      </w:r>
+    </w:p>
+    <w:p>
+      <w:pPr>
+        <w:jc w:val="center"/>
+      </w:pPr>
+      <w:r>
+        <w:drawing>
+          <wp:inline xmlns:a="http://schemas.openxmlformats.org/drawingml/2006/main" xmlns:pic="http://schemas.openxmlformats.org/drawingml/2006/picture">
+            <wp:extent cx="5029200" cy="2321779"/>
+            <wp:docPr id="12" name="Picture 12"/>
+            <wp:cNvGraphicFramePr>
+              <a:graphicFrameLocks noChangeAspect="1"/>
+            </wp:cNvGraphicFramePr>
+            <a:graphic>
+              <a:graphicData uri="http://schemas.openxmlformats.org/drawingml/2006/picture">
+                <pic:pic>
+                  <pic:nvPicPr>
+                    <pic:cNvPr id="0" name="p08_0189.jpeg"/>
+                    <pic:cNvPicPr/>
+                  </pic:nvPicPr>
+                  <pic:blipFill>
+                    <a:blip r:embed="rId20"/>
+                    <a:stretch>
+                      <a:fillRect/>
+                    </a:stretch>
+                  </pic:blipFill>
+                  <pic:spPr>
+                    <a:xfrm>
+                      <a:off x="0" y="0"/>
+                      <a:ext cx="5029200" cy="2321779"/>
+                    </a:xfrm>
+                    <a:prstGeom prst="rect"/>
+                  </pic:spPr>
+                </pic:pic>
+              </a:graphicData>
+            </a:graphic>
+          </wp:inline>
+        </w:drawing>
       </w:r>
     </w:p>
     <w:p>
@@ -2354,6 +2799,84 @@
     </w:p>
     <w:p>
       <w:pPr>
+        <w:jc w:val="center"/>
+      </w:pPr>
+      <w:r>
+        <w:drawing>
+          <wp:inline xmlns:a="http://schemas.openxmlformats.org/drawingml/2006/main" xmlns:pic="http://schemas.openxmlformats.org/drawingml/2006/picture">
+            <wp:extent cx="5029200" cy="3780210"/>
+            <wp:docPr id="13" name="Picture 13"/>
+            <wp:cNvGraphicFramePr>
+              <a:graphicFrameLocks noChangeAspect="1"/>
+            </wp:cNvGraphicFramePr>
+            <a:graphic>
+              <a:graphicData uri="http://schemas.openxmlformats.org/drawingml/2006/picture">
+                <pic:pic>
+                  <pic:nvPicPr>
+                    <pic:cNvPr id="0" name="p11_0034.png"/>
+                    <pic:cNvPicPr/>
+                  </pic:nvPicPr>
+                  <pic:blipFill>
+                    <a:blip r:embed="rId21"/>
+                    <a:stretch>
+                      <a:fillRect/>
+                    </a:stretch>
+                  </pic:blipFill>
+                  <pic:spPr>
+                    <a:xfrm>
+                      <a:off x="0" y="0"/>
+                      <a:ext cx="5029200" cy="3780210"/>
+                    </a:xfrm>
+                    <a:prstGeom prst="rect"/>
+                  </pic:spPr>
+                </pic:pic>
+              </a:graphicData>
+            </a:graphic>
+          </wp:inline>
+        </w:drawing>
+      </w:r>
+    </w:p>
+    <w:p>
+      <w:pPr>
+        <w:jc w:val="center"/>
+      </w:pPr>
+      <w:r>
+        <w:drawing>
+          <wp:inline xmlns:a="http://schemas.openxmlformats.org/drawingml/2006/main" xmlns:pic="http://schemas.openxmlformats.org/drawingml/2006/picture">
+            <wp:extent cx="5029200" cy="2656230"/>
+            <wp:docPr id="14" name="Picture 14"/>
+            <wp:cNvGraphicFramePr>
+              <a:graphicFrameLocks noChangeAspect="1"/>
+            </wp:cNvGraphicFramePr>
+            <a:graphic>
+              <a:graphicData uri="http://schemas.openxmlformats.org/drawingml/2006/picture">
+                <pic:pic>
+                  <pic:nvPicPr>
+                    <pic:cNvPr id="0" name="p11_0467.png"/>
+                    <pic:cNvPicPr/>
+                  </pic:nvPicPr>
+                  <pic:blipFill>
+                    <a:blip r:embed="rId22"/>
+                    <a:stretch>
+                      <a:fillRect/>
+                    </a:stretch>
+                  </pic:blipFill>
+                  <pic:spPr>
+                    <a:xfrm>
+                      <a:off x="0" y="0"/>
+                      <a:ext cx="5029200" cy="2656230"/>
+                    </a:xfrm>
+                    <a:prstGeom prst="rect"/>
+                  </pic:spPr>
+                </pic:pic>
+              </a:graphicData>
+            </a:graphic>
+          </wp:inline>
+        </w:drawing>
+      </w:r>
+    </w:p>
+    <w:p>
+      <w:pPr>
         <w:pStyle w:val="Heading1"/>
       </w:pPr>
       <w:r>
@@ -2369,6 +2892,45 @@
       </w:r>
       <w:r>
         <w:t>Verified with HermiT after every major change; the ontology is fully consistent with no unsatisfiable classes.</w:t>
+      </w:r>
+    </w:p>
+    <w:p>
+      <w:pPr>
+        <w:jc w:val="center"/>
+      </w:pPr>
+      <w:r>
+        <w:drawing>
+          <wp:inline xmlns:a="http://schemas.openxmlformats.org/drawingml/2006/main" xmlns:pic="http://schemas.openxmlformats.org/drawingml/2006/picture">
+            <wp:extent cx="2743200" cy="4477215"/>
+            <wp:docPr id="15" name="Picture 15"/>
+            <wp:cNvGraphicFramePr>
+              <a:graphicFrameLocks noChangeAspect="1"/>
+            </wp:cNvGraphicFramePr>
+            <a:graphic>
+              <a:graphicData uri="http://schemas.openxmlformats.org/drawingml/2006/picture">
+                <pic:pic>
+                  <pic:nvPicPr>
+                    <pic:cNvPr id="0" name="p12_0095.png"/>
+                    <pic:cNvPicPr/>
+                  </pic:nvPicPr>
+                  <pic:blipFill>
+                    <a:blip r:embed="rId23"/>
+                    <a:stretch>
+                      <a:fillRect/>
+                    </a:stretch>
+                  </pic:blipFill>
+                  <pic:spPr>
+                    <a:xfrm>
+                      <a:off x="0" y="0"/>
+                      <a:ext cx="2743200" cy="4477215"/>
+                    </a:xfrm>
+                    <a:prstGeom prst="rect"/>
+                  </pic:spPr>
+                </pic:pic>
+              </a:graphicData>
+            </a:graphic>
+          </wp:inline>
+        </w:drawing>
       </w:r>
     </w:p>
     <w:p>
@@ -2541,6 +3103,50 @@
       </w:r>
     </w:p>
     <w:p>
+      <w:r>
+        <w:rPr>
+          <w:b/>
+        </w:rPr>
+        <w:t xml:space="preserve">Source Code: </w:t>
+      </w:r>
+      <w:r>
+        <w:rPr>
+          <w:color w:val="0563C1"/>
+          <w:u w:val="single"/>
+        </w:rPr>
+        <w:t>https://github.com/PathmikaW/protege_exercise/tree/main/assignment</w:t>
+        <w:br/>
+      </w:r>
+      <w:r>
+        <w:rPr>
+          <w:b/>
+        </w:rPr>
+        <w:t xml:space="preserve">Backend: </w:t>
+      </w:r>
+      <w:r>
+        <w:rPr>
+          <w:color w:val="0563C1"/>
+          <w:u w:val="single"/>
+        </w:rPr>
+        <w:t>https://github.com/PathmikaW/protege_exercise/blob/main/assignment/backend/main.py</w:t>
+        <w:br/>
+      </w:r>
+      <w:r>
+        <w:rPr>
+          <w:b/>
+        </w:rPr>
+        <w:t xml:space="preserve">Frontend: </w:t>
+      </w:r>
+      <w:r>
+        <w:rPr>
+          <w:color w:val="0563C1"/>
+          <w:u w:val="single"/>
+        </w:rPr>
+        <w:t>https://github.com/PathmikaW/protege_exercise/blob/main/assignment/frontend/app.py</w:t>
+        <w:br/>
+      </w:r>
+    </w:p>
+    <w:p>
       <w:pPr>
         <w:pStyle w:val="Heading2"/>
       </w:pPr>
@@ -2623,6 +3229,45 @@
     </w:p>
     <w:p>
       <w:pPr>
+        <w:jc w:val="center"/>
+      </w:pPr>
+      <w:r>
+        <w:drawing>
+          <wp:inline xmlns:a="http://schemas.openxmlformats.org/drawingml/2006/main" xmlns:pic="http://schemas.openxmlformats.org/drawingml/2006/picture">
+            <wp:extent cx="5760720" cy="4662523"/>
+            <wp:docPr id="16" name="Picture 16"/>
+            <wp:cNvGraphicFramePr>
+              <a:graphicFrameLocks noChangeAspect="1"/>
+            </wp:cNvGraphicFramePr>
+            <a:graphic>
+              <a:graphicData uri="http://schemas.openxmlformats.org/drawingml/2006/picture">
+                <pic:pic>
+                  <pic:nvPicPr>
+                    <pic:cNvPr id="0" name="p13_0570.png"/>
+                    <pic:cNvPicPr/>
+                  </pic:nvPicPr>
+                  <pic:blipFill>
+                    <a:blip r:embed="rId24"/>
+                    <a:stretch>
+                      <a:fillRect/>
+                    </a:stretch>
+                  </pic:blipFill>
+                  <pic:spPr>
+                    <a:xfrm>
+                      <a:off x="0" y="0"/>
+                      <a:ext cx="5760720" cy="4662523"/>
+                    </a:xfrm>
+                    <a:prstGeom prst="rect"/>
+                  </pic:spPr>
+                </pic:pic>
+              </a:graphicData>
+            </a:graphic>
+          </wp:inline>
+        </w:drawing>
+      </w:r>
+    </w:p>
+    <w:p>
+      <w:pPr>
         <w:pStyle w:val="Heading2"/>
       </w:pPr>
       <w:r>
@@ -2631,7 +3276,241 @@
     </w:p>
     <w:p>
       <w:r>
-        <w:t>Running CQ5 (SmartProduct), CQ6 (EcoFriendlyProduct), CQ7 (PremiumProduct), CQ8 (BudgetProduct) or CQ12 (FullyLoadedProduct) through the application returns results that depend entirely on reasoner-inferred class membership, materialised into the exported OWL file as described in Task 5. Screenshots of these queries running in the application are attached at the end of this report.</w:t>
+        <w:t>Running CQ5 (SmartProduct), CQ6 (EcoFriendlyProduct), CQ7 (PremiumProduct), CQ8 (BudgetProduct) or CQ12 (FullyLoadedProduct) through the application returns results that depend entirely on reasoner-inferred class membership, materialised into the exported OWL file as described in Task 5.</w:t>
+      </w:r>
+    </w:p>
+    <w:p>
+      <w:pPr>
+        <w:jc w:val="center"/>
+      </w:pPr>
+      <w:r>
+        <w:drawing>
+          <wp:inline xmlns:a="http://schemas.openxmlformats.org/drawingml/2006/main" xmlns:pic="http://schemas.openxmlformats.org/drawingml/2006/picture">
+            <wp:extent cx="4572000" cy="1904390"/>
+            <wp:docPr id="17" name="Picture 17"/>
+            <wp:cNvGraphicFramePr>
+              <a:graphicFrameLocks noChangeAspect="1"/>
+            </wp:cNvGraphicFramePr>
+            <a:graphic>
+              <a:graphicData uri="http://schemas.openxmlformats.org/drawingml/2006/picture">
+                <pic:pic>
+                  <pic:nvPicPr>
+                    <pic:cNvPr id="0" name="p14_0136.png"/>
+                    <pic:cNvPicPr/>
+                  </pic:nvPicPr>
+                  <pic:blipFill>
+                    <a:blip r:embed="rId25"/>
+                    <a:stretch>
+                      <a:fillRect/>
+                    </a:stretch>
+                  </pic:blipFill>
+                  <pic:spPr>
+                    <a:xfrm>
+                      <a:off x="0" y="0"/>
+                      <a:ext cx="4572000" cy="1904390"/>
+                    </a:xfrm>
+                    <a:prstGeom prst="rect"/>
+                  </pic:spPr>
+                </pic:pic>
+              </a:graphicData>
+            </a:graphic>
+          </wp:inline>
+        </w:drawing>
+      </w:r>
+    </w:p>
+    <w:p>
+      <w:pPr>
+        <w:jc w:val="center"/>
+      </w:pPr>
+      <w:r>
+        <w:drawing>
+          <wp:inline xmlns:a="http://schemas.openxmlformats.org/drawingml/2006/main" xmlns:pic="http://schemas.openxmlformats.org/drawingml/2006/picture">
+            <wp:extent cx="4572000" cy="1557706"/>
+            <wp:docPr id="18" name="Picture 18"/>
+            <wp:cNvGraphicFramePr>
+              <a:graphicFrameLocks noChangeAspect="1"/>
+            </wp:cNvGraphicFramePr>
+            <a:graphic>
+              <a:graphicData uri="http://schemas.openxmlformats.org/drawingml/2006/picture">
+                <pic:pic>
+                  <pic:nvPicPr>
+                    <pic:cNvPr id="0" name="p14_0393.png"/>
+                    <pic:cNvPicPr/>
+                  </pic:nvPicPr>
+                  <pic:blipFill>
+                    <a:blip r:embed="rId26"/>
+                    <a:stretch>
+                      <a:fillRect/>
+                    </a:stretch>
+                  </pic:blipFill>
+                  <pic:spPr>
+                    <a:xfrm>
+                      <a:off x="0" y="0"/>
+                      <a:ext cx="4572000" cy="1557706"/>
+                    </a:xfrm>
+                    <a:prstGeom prst="rect"/>
+                  </pic:spPr>
+                </pic:pic>
+              </a:graphicData>
+            </a:graphic>
+          </wp:inline>
+        </w:drawing>
+      </w:r>
+    </w:p>
+    <w:p>
+      <w:pPr>
+        <w:jc w:val="center"/>
+      </w:pPr>
+      <w:r>
+        <w:drawing>
+          <wp:inline xmlns:a="http://schemas.openxmlformats.org/drawingml/2006/main" xmlns:pic="http://schemas.openxmlformats.org/drawingml/2006/picture">
+            <wp:extent cx="4572000" cy="1759563"/>
+            <wp:docPr id="19" name="Picture 19"/>
+            <wp:cNvGraphicFramePr>
+              <a:graphicFrameLocks noChangeAspect="1"/>
+            </wp:cNvGraphicFramePr>
+            <a:graphic>
+              <a:graphicData uri="http://schemas.openxmlformats.org/drawingml/2006/picture">
+                <pic:pic>
+                  <pic:nvPicPr>
+                    <pic:cNvPr id="0" name="p14_0610.png"/>
+                    <pic:cNvPicPr/>
+                  </pic:nvPicPr>
+                  <pic:blipFill>
+                    <a:blip r:embed="rId27"/>
+                    <a:stretch>
+                      <a:fillRect/>
+                    </a:stretch>
+                  </pic:blipFill>
+                  <pic:spPr>
+                    <a:xfrm>
+                      <a:off x="0" y="0"/>
+                      <a:ext cx="4572000" cy="1759563"/>
+                    </a:xfrm>
+                    <a:prstGeom prst="rect"/>
+                  </pic:spPr>
+                </pic:pic>
+              </a:graphicData>
+            </a:graphic>
+          </wp:inline>
+        </w:drawing>
+      </w:r>
+    </w:p>
+    <w:p>
+      <w:pPr>
+        <w:jc w:val="center"/>
+      </w:pPr>
+      <w:r>
+        <w:drawing>
+          <wp:inline xmlns:a="http://schemas.openxmlformats.org/drawingml/2006/main" xmlns:pic="http://schemas.openxmlformats.org/drawingml/2006/picture">
+            <wp:extent cx="4572000" cy="2074021"/>
+            <wp:docPr id="20" name="Picture 20"/>
+            <wp:cNvGraphicFramePr>
+              <a:graphicFrameLocks noChangeAspect="1"/>
+            </wp:cNvGraphicFramePr>
+            <a:graphic>
+              <a:graphicData uri="http://schemas.openxmlformats.org/drawingml/2006/picture">
+                <pic:pic>
+                  <pic:nvPicPr>
+                    <pic:cNvPr id="0" name="p15_0040.png"/>
+                    <pic:cNvPicPr/>
+                  </pic:nvPicPr>
+                  <pic:blipFill>
+                    <a:blip r:embed="rId28"/>
+                    <a:stretch>
+                      <a:fillRect/>
+                    </a:stretch>
+                  </pic:blipFill>
+                  <pic:spPr>
+                    <a:xfrm>
+                      <a:off x="0" y="0"/>
+                      <a:ext cx="4572000" cy="2074021"/>
+                    </a:xfrm>
+                    <a:prstGeom prst="rect"/>
+                  </pic:spPr>
+                </pic:pic>
+              </a:graphicData>
+            </a:graphic>
+          </wp:inline>
+        </w:drawing>
+      </w:r>
+    </w:p>
+    <w:p>
+      <w:pPr>
+        <w:jc w:val="center"/>
+      </w:pPr>
+      <w:r>
+        <w:drawing>
+          <wp:inline xmlns:a="http://schemas.openxmlformats.org/drawingml/2006/main" xmlns:pic="http://schemas.openxmlformats.org/drawingml/2006/picture">
+            <wp:extent cx="4572000" cy="1482247"/>
+            <wp:docPr id="21" name="Picture 21"/>
+            <wp:cNvGraphicFramePr>
+              <a:graphicFrameLocks noChangeAspect="1"/>
+            </wp:cNvGraphicFramePr>
+            <a:graphic>
+              <a:graphicData uri="http://schemas.openxmlformats.org/drawingml/2006/picture">
+                <pic:pic>
+                  <pic:nvPicPr>
+                    <pic:cNvPr id="0" name="p15_0304.png"/>
+                    <pic:cNvPicPr/>
+                  </pic:nvPicPr>
+                  <pic:blipFill>
+                    <a:blip r:embed="rId29"/>
+                    <a:stretch>
+                      <a:fillRect/>
+                    </a:stretch>
+                  </pic:blipFill>
+                  <pic:spPr>
+                    <a:xfrm>
+                      <a:off x="0" y="0"/>
+                      <a:ext cx="4572000" cy="1482247"/>
+                    </a:xfrm>
+                    <a:prstGeom prst="rect"/>
+                  </pic:spPr>
+                </pic:pic>
+              </a:graphicData>
+            </a:graphic>
+          </wp:inline>
+        </w:drawing>
+      </w:r>
+    </w:p>
+    <w:p>
+      <w:pPr>
+        <w:jc w:val="center"/>
+      </w:pPr>
+      <w:r>
+        <w:drawing>
+          <wp:inline xmlns:a="http://schemas.openxmlformats.org/drawingml/2006/main" xmlns:pic="http://schemas.openxmlformats.org/drawingml/2006/picture">
+            <wp:extent cx="4572000" cy="1744964"/>
+            <wp:docPr id="22" name="Picture 22"/>
+            <wp:cNvGraphicFramePr>
+              <a:graphicFrameLocks noChangeAspect="1"/>
+            </wp:cNvGraphicFramePr>
+            <a:graphic>
+              <a:graphicData uri="http://schemas.openxmlformats.org/drawingml/2006/picture">
+                <pic:pic>
+                  <pic:nvPicPr>
+                    <pic:cNvPr id="0" name="p15_0538.png"/>
+                    <pic:cNvPicPr/>
+                  </pic:nvPicPr>
+                  <pic:blipFill>
+                    <a:blip r:embed="rId30"/>
+                    <a:stretch>
+                      <a:fillRect/>
+                    </a:stretch>
+                  </pic:blipFill>
+                  <pic:spPr>
+                    <a:xfrm>
+                      <a:off x="0" y="0"/>
+                      <a:ext cx="4572000" cy="1744964"/>
+                    </a:xfrm>
+                    <a:prstGeom prst="rect"/>
+                  </pic:spPr>
+                </pic:pic>
+              </a:graphicData>
+            </a:graphic>
+          </wp:inline>
+        </w:drawing>
       </w:r>
     </w:p>
     <w:p>
@@ -2736,7 +3615,7 @@
           </w:tcPr>
           <w:p>
             <w:r>
-              <w:t>Task 4's inferred-facts table plus the query results documented in Task 5; screenshots attached at the end of this report.</w:t>
+              <w:t>Task 4's inferred-facts table with Protégé screenshots embedded inline, plus the query results and application screenshots throughout Task 5 and the Bonus section.</w:t>
             </w:r>
           </w:p>
         </w:tc>
@@ -2946,19 +3825,6 @@
     <w:p>
       <w:r>
         <w:t>Portions of this work were developed with the assistance of Claude (Anthropic), used as a modelling and coding aid throughout the process - similarly to how one might use a tutorial, a pair-programming partner, or reference documentation. All domain analysis choices, the selection of Abans as the domain, the specific classes/properties/restrictions modelled, and the interpretation of every inference and query result are my own, and I am able to explain and demonstrate every part of the submitted work as required by the assignment's General Instructions.</w:t>
-      </w:r>
-    </w:p>
-    <w:p>
-      <w:pPr>
-        <w:pStyle w:val="Heading1"/>
-      </w:pPr>
-      <w:r>
-        <w:t>Screenshots</w:t>
-      </w:r>
-    </w:p>
-    <w:p>
-      <w:r>
-        <w:t>(Screenshots for Task 4 evidence and the Bonus application are attached below.)</w:t>
       </w:r>
     </w:p>
     <w:sectPr>
